--- a/Report_OpenTopic_6640.docx
+++ b/Report_OpenTopic_6640.docx
@@ -503,7 +503,7 @@
             </w:rPr>
             <w:fldChar w:fldCharType="separate"/>
           </w:r>
-          <w:hyperlink w:anchor="_Toc230141479" w:history="1">
+          <w:hyperlink w:anchor="_Toc230151079" w:history="1">
             <w:r>
               <w:rPr>
                 <w:rStyle w:val="Hyperlink"/>
@@ -549,7 +549,7 @@
                 <w:noProof/>
                 <w:webHidden/>
               </w:rPr>
-              <w:instrText xml:space="preserve"> PAGEREF _Toc230141479 \h </w:instrText>
+              <w:instrText xml:space="preserve"> PAGEREF _Toc230151079 \h </w:instrText>
             </w:r>
             <w:r>
               <w:rPr>
@@ -595,7 +595,7 @@
               <w:szCs w:val="30"/>
             </w:rPr>
           </w:pPr>
-          <w:hyperlink w:anchor="_Toc230141480" w:history="1">
+          <w:hyperlink w:anchor="_Toc230151080" w:history="1">
             <w:r>
               <w:rPr>
                 <w:rStyle w:val="Hyperlink"/>
@@ -632,7 +632,7 @@
                 <w:noProof/>
                 <w:webHidden/>
               </w:rPr>
-              <w:instrText xml:space="preserve"> PAGEREF _Toc230141480 \h </w:instrText>
+              <w:instrText xml:space="preserve"> PAGEREF _Toc230151080 \h </w:instrText>
             </w:r>
             <w:r>
               <w:rPr>
@@ -678,7 +678,7 @@
               <w:szCs w:val="30"/>
             </w:rPr>
           </w:pPr>
-          <w:hyperlink w:anchor="_Toc230141481" w:history="1">
+          <w:hyperlink w:anchor="_Toc230151081" w:history="1">
             <w:r>
               <w:rPr>
                 <w:rStyle w:val="Hyperlink"/>
@@ -723,7 +723,7 @@
                 <w:noProof/>
                 <w:webHidden/>
               </w:rPr>
-              <w:instrText xml:space="preserve"> PAGEREF _Toc230141481 \h </w:instrText>
+              <w:instrText xml:space="preserve"> PAGEREF _Toc230151081 \h </w:instrText>
             </w:r>
             <w:r>
               <w:rPr>
@@ -769,7 +769,7 @@
               <w:szCs w:val="30"/>
             </w:rPr>
           </w:pPr>
-          <w:hyperlink w:anchor="_Toc230141482" w:history="1">
+          <w:hyperlink w:anchor="_Toc230151082" w:history="1">
             <w:r>
               <w:rPr>
                 <w:rStyle w:val="Hyperlink"/>
@@ -814,7 +814,7 @@
                 <w:noProof/>
                 <w:webHidden/>
               </w:rPr>
-              <w:instrText xml:space="preserve"> PAGEREF _Toc230141482 \h </w:instrText>
+              <w:instrText xml:space="preserve"> PAGEREF _Toc230151082 \h </w:instrText>
             </w:r>
             <w:r>
               <w:rPr>
@@ -858,7 +858,7 @@
               <w:szCs w:val="30"/>
             </w:rPr>
           </w:pPr>
-          <w:hyperlink w:anchor="_Toc230141483" w:history="1">
+          <w:hyperlink w:anchor="_Toc230151083" w:history="1">
             <w:r>
               <w:rPr>
                 <w:rStyle w:val="Hyperlink"/>
@@ -887,7 +887,7 @@
                 <w:noProof/>
                 <w:webHidden/>
               </w:rPr>
-              <w:instrText xml:space="preserve"> PAGEREF _Toc230141483 \h </w:instrText>
+              <w:instrText xml:space="preserve"> PAGEREF _Toc230151083 \h </w:instrText>
             </w:r>
             <w:r>
               <w:rPr>
@@ -931,7 +931,7 @@
               <w:szCs w:val="30"/>
             </w:rPr>
           </w:pPr>
-          <w:hyperlink w:anchor="_Toc230141484" w:history="1">
+          <w:hyperlink w:anchor="_Toc230151084" w:history="1">
             <w:r>
               <w:rPr>
                 <w:rStyle w:val="Hyperlink"/>
@@ -960,7 +960,7 @@
                 <w:noProof/>
                 <w:webHidden/>
               </w:rPr>
-              <w:instrText xml:space="preserve"> PAGEREF _Toc230141484 \h </w:instrText>
+              <w:instrText xml:space="preserve"> PAGEREF _Toc230151084 \h </w:instrText>
             </w:r>
             <w:r>
               <w:rPr>
@@ -1006,7 +1006,7 @@
               <w:szCs w:val="30"/>
             </w:rPr>
           </w:pPr>
-          <w:hyperlink w:anchor="_Toc230141485" w:history="1">
+          <w:hyperlink w:anchor="_Toc230151085" w:history="1">
             <w:r>
               <w:rPr>
                 <w:rStyle w:val="Hyperlink"/>
@@ -1051,7 +1051,7 @@
                 <w:noProof/>
                 <w:webHidden/>
               </w:rPr>
-              <w:instrText xml:space="preserve"> PAGEREF _Toc230141485 \h </w:instrText>
+              <w:instrText xml:space="preserve"> PAGEREF _Toc230151085 \h </w:instrText>
             </w:r>
             <w:r>
               <w:rPr>
@@ -1097,7 +1097,7 @@
               <w:szCs w:val="30"/>
             </w:rPr>
           </w:pPr>
-          <w:hyperlink w:anchor="_Toc230141486" w:history="1">
+          <w:hyperlink w:anchor="_Toc230151086" w:history="1">
             <w:r>
               <w:rPr>
                 <w:rStyle w:val="Hyperlink"/>
@@ -1142,7 +1142,7 @@
                 <w:noProof/>
                 <w:webHidden/>
               </w:rPr>
-              <w:instrText xml:space="preserve"> PAGEREF _Toc230141486 \h </w:instrText>
+              <w:instrText xml:space="preserve"> PAGEREF _Toc230151086 \h </w:instrText>
             </w:r>
             <w:r>
               <w:rPr>
@@ -1188,7 +1188,7 @@
               <w:szCs w:val="30"/>
             </w:rPr>
           </w:pPr>
-          <w:hyperlink w:anchor="_Toc230141487" w:history="1">
+          <w:hyperlink w:anchor="_Toc230151087" w:history="1">
             <w:r>
               <w:rPr>
                 <w:rStyle w:val="Hyperlink"/>
@@ -1233,7 +1233,7 @@
                 <w:noProof/>
                 <w:webHidden/>
               </w:rPr>
-              <w:instrText xml:space="preserve"> PAGEREF _Toc230141487 \h </w:instrText>
+              <w:instrText xml:space="preserve"> PAGEREF _Toc230151087 \h </w:instrText>
             </w:r>
             <w:r>
               <w:rPr>
@@ -1279,7 +1279,7 @@
               <w:szCs w:val="30"/>
             </w:rPr>
           </w:pPr>
-          <w:hyperlink w:anchor="_Toc230141488" w:history="1">
+          <w:hyperlink w:anchor="_Toc230151088" w:history="1">
             <w:r>
               <w:rPr>
                 <w:rStyle w:val="Hyperlink"/>
@@ -1316,7 +1316,7 @@
                 <w:noProof/>
                 <w:webHidden/>
               </w:rPr>
-              <w:instrText xml:space="preserve"> PAGEREF _Toc230141488 \h </w:instrText>
+              <w:instrText xml:space="preserve"> PAGEREF _Toc230151088 \h </w:instrText>
             </w:r>
             <w:r>
               <w:rPr>
@@ -1363,7 +1363,7 @@
               <w:szCs w:val="30"/>
             </w:rPr>
           </w:pPr>
-          <w:hyperlink w:anchor="_Toc230141489" w:history="1">
+          <w:hyperlink w:anchor="_Toc230151089" w:history="1">
             <w:r>
               <w:rPr>
                 <w:rStyle w:val="Hyperlink"/>
@@ -1443,7 +1443,7 @@
                 <w:noProof/>
                 <w:webHidden/>
               </w:rPr>
-              <w:instrText xml:space="preserve"> PAGEREF _Toc230141489 \h </w:instrText>
+              <w:instrText xml:space="preserve"> PAGEREF _Toc230151089 \h </w:instrText>
             </w:r>
             <w:r>
               <w:rPr>
@@ -1489,7 +1489,7 @@
               <w:szCs w:val="30"/>
             </w:rPr>
           </w:pPr>
-          <w:hyperlink w:anchor="_Toc230141490" w:history="1">
+          <w:hyperlink w:anchor="_Toc230151090" w:history="1">
             <w:r>
               <w:rPr>
                 <w:rStyle w:val="Hyperlink"/>
@@ -1534,7 +1534,7 @@
                 <w:noProof/>
                 <w:webHidden/>
               </w:rPr>
-              <w:instrText xml:space="preserve"> PAGEREF _Toc230141490 \h </w:instrText>
+              <w:instrText xml:space="preserve"> PAGEREF _Toc230151090 \h </w:instrText>
             </w:r>
             <w:r>
               <w:rPr>
@@ -1578,7 +1578,7 @@
               <w:szCs w:val="30"/>
             </w:rPr>
           </w:pPr>
-          <w:hyperlink w:anchor="_Toc230141491" w:history="1">
+          <w:hyperlink w:anchor="_Toc230151091" w:history="1">
             <w:r>
               <w:rPr>
                 <w:rStyle w:val="Hyperlink"/>
@@ -1623,7 +1623,7 @@
                 <w:noProof/>
                 <w:webHidden/>
               </w:rPr>
-              <w:instrText xml:space="preserve"> PAGEREF _Toc230141491 \h </w:instrText>
+              <w:instrText xml:space="preserve"> PAGEREF _Toc230151091 \h </w:instrText>
             </w:r>
             <w:r>
               <w:rPr>
@@ -1667,7 +1667,7 @@
               <w:szCs w:val="30"/>
             </w:rPr>
           </w:pPr>
-          <w:hyperlink w:anchor="_Toc230141492" w:history="1">
+          <w:hyperlink w:anchor="_Toc230151092" w:history="1">
             <w:r>
               <w:rPr>
                 <w:rStyle w:val="Hyperlink"/>
@@ -1712,7 +1712,7 @@
                 <w:noProof/>
                 <w:webHidden/>
               </w:rPr>
-              <w:instrText xml:space="preserve"> PAGEREF _Toc230141492 \h </w:instrText>
+              <w:instrText xml:space="preserve"> PAGEREF _Toc230151092 \h </w:instrText>
             </w:r>
             <w:r>
               <w:rPr>
@@ -1758,7 +1758,7 @@
               <w:szCs w:val="30"/>
             </w:rPr>
           </w:pPr>
-          <w:hyperlink w:anchor="_Toc230141493" w:history="1">
+          <w:hyperlink w:anchor="_Toc230151093" w:history="1">
             <w:r>
               <w:rPr>
                 <w:rStyle w:val="Hyperlink"/>
@@ -1803,7 +1803,7 @@
                 <w:noProof/>
                 <w:webHidden/>
               </w:rPr>
-              <w:instrText xml:space="preserve"> PAGEREF _Toc230141493 \h </w:instrText>
+              <w:instrText xml:space="preserve"> PAGEREF _Toc230151093 \h </w:instrText>
             </w:r>
             <w:r>
               <w:rPr>
@@ -1849,7 +1849,7 @@
               <w:szCs w:val="30"/>
             </w:rPr>
           </w:pPr>
-          <w:hyperlink w:anchor="_Toc230141494" w:history="1">
+          <w:hyperlink w:anchor="_Toc230151094" w:history="1">
             <w:r>
               <w:rPr>
                 <w:rStyle w:val="Hyperlink"/>
@@ -1928,7 +1928,7 @@
                 <w:noProof/>
                 <w:webHidden/>
               </w:rPr>
-              <w:instrText xml:space="preserve"> PAGEREF _Toc230141494 \h </w:instrText>
+              <w:instrText xml:space="preserve"> PAGEREF _Toc230151094 \h </w:instrText>
             </w:r>
             <w:r>
               <w:rPr>
@@ -1974,7 +1974,7 @@
               <w:szCs w:val="30"/>
             </w:rPr>
           </w:pPr>
-          <w:hyperlink w:anchor="_Toc230141495" w:history="1">
+          <w:hyperlink w:anchor="_Toc230151095" w:history="1">
             <w:r>
               <w:rPr>
                 <w:rStyle w:val="Hyperlink"/>
@@ -2011,7 +2011,7 @@
                 <w:noProof/>
                 <w:webHidden/>
               </w:rPr>
-              <w:instrText xml:space="preserve"> PAGEREF _Toc230141495 \h </w:instrText>
+              <w:instrText xml:space="preserve"> PAGEREF _Toc230151095 \h </w:instrText>
             </w:r>
             <w:r>
               <w:rPr>
@@ -2057,7 +2057,7 @@
               <w:szCs w:val="30"/>
             </w:rPr>
           </w:pPr>
-          <w:hyperlink w:anchor="_Toc230141496" w:history="1">
+          <w:hyperlink w:anchor="_Toc230151096" w:history="1">
             <w:r>
               <w:rPr>
                 <w:rStyle w:val="Hyperlink"/>
@@ -2102,7 +2102,7 @@
                 <w:noProof/>
                 <w:webHidden/>
               </w:rPr>
-              <w:instrText xml:space="preserve"> PAGEREF _Toc230141496 \h </w:instrText>
+              <w:instrText xml:space="preserve"> PAGEREF _Toc230151096 \h </w:instrText>
             </w:r>
             <w:r>
               <w:rPr>
@@ -2149,7 +2149,7 @@
               <w:szCs w:val="30"/>
             </w:rPr>
           </w:pPr>
-          <w:hyperlink w:anchor="_Toc230141497" w:history="1">
+          <w:hyperlink w:anchor="_Toc230151097" w:history="1">
             <w:r>
               <w:rPr>
                 <w:rStyle w:val="Hyperlink"/>
@@ -2195,7 +2195,7 @@
                 <w:noProof/>
                 <w:webHidden/>
               </w:rPr>
-              <w:instrText xml:space="preserve"> PAGEREF _Toc230141497 \h </w:instrText>
+              <w:instrText xml:space="preserve"> PAGEREF _Toc230151097 \h </w:instrText>
             </w:r>
             <w:r>
               <w:rPr>
@@ -2241,7 +2241,7 @@
               <w:szCs w:val="30"/>
             </w:rPr>
           </w:pPr>
-          <w:hyperlink w:anchor="_Toc230141498" w:history="1">
+          <w:hyperlink w:anchor="_Toc230151098" w:history="1">
             <w:r>
               <w:rPr>
                 <w:rStyle w:val="Hyperlink"/>
@@ -2278,7 +2278,7 @@
                 <w:noProof/>
                 <w:webHidden/>
               </w:rPr>
-              <w:instrText xml:space="preserve"> PAGEREF _Toc230141498 \h </w:instrText>
+              <w:instrText xml:space="preserve"> PAGEREF _Toc230151098 \h </w:instrText>
             </w:r>
             <w:r>
               <w:rPr>
@@ -2324,7 +2324,7 @@
               <w:szCs w:val="30"/>
             </w:rPr>
           </w:pPr>
-          <w:hyperlink w:anchor="_Toc230141499" w:history="1">
+          <w:hyperlink w:anchor="_Toc230151099" w:history="1">
             <w:r>
               <w:rPr>
                 <w:rStyle w:val="Hyperlink"/>
@@ -2361,7 +2361,7 @@
                 <w:noProof/>
                 <w:webHidden/>
               </w:rPr>
-              <w:instrText xml:space="preserve"> PAGEREF _Toc230141499 \h </w:instrText>
+              <w:instrText xml:space="preserve"> PAGEREF _Toc230151099 \h </w:instrText>
             </w:r>
             <w:r>
               <w:rPr>
@@ -2405,7 +2405,7 @@
               <w:szCs w:val="30"/>
             </w:rPr>
           </w:pPr>
-          <w:hyperlink w:anchor="_Toc230141500" w:history="1">
+          <w:hyperlink w:anchor="_Toc230151100" w:history="1">
             <w:r>
               <w:rPr>
                 <w:rStyle w:val="Hyperlink"/>
@@ -2442,7 +2442,7 @@
                 <w:noProof/>
                 <w:webHidden/>
               </w:rPr>
-              <w:instrText xml:space="preserve"> PAGEREF _Toc230141500 \h </w:instrText>
+              <w:instrText xml:space="preserve"> PAGEREF _Toc230151100 \h </w:instrText>
             </w:r>
             <w:r>
               <w:rPr>
@@ -2486,7 +2486,7 @@
               <w:szCs w:val="30"/>
             </w:rPr>
           </w:pPr>
-          <w:hyperlink w:anchor="_Toc230141501" w:history="1">
+          <w:hyperlink w:anchor="_Toc230151101" w:history="1">
             <w:r>
               <w:rPr>
                 <w:rStyle w:val="Hyperlink"/>
@@ -2523,7 +2523,7 @@
                 <w:noProof/>
                 <w:webHidden/>
               </w:rPr>
-              <w:instrText xml:space="preserve"> PAGEREF _Toc230141501 \h </w:instrText>
+              <w:instrText xml:space="preserve"> PAGEREF _Toc230151101 \h </w:instrText>
             </w:r>
             <w:r>
               <w:rPr>
@@ -2567,7 +2567,7 @@
               <w:szCs w:val="30"/>
             </w:rPr>
           </w:pPr>
-          <w:hyperlink w:anchor="_Toc230141502" w:history="1">
+          <w:hyperlink w:anchor="_Toc230151102" w:history="1">
             <w:r>
               <w:rPr>
                 <w:rStyle w:val="Hyperlink"/>
@@ -2621,7 +2621,7 @@
                 <w:noProof/>
                 <w:webHidden/>
               </w:rPr>
-              <w:instrText xml:space="preserve"> PAGEREF _Toc230141502 \h </w:instrText>
+              <w:instrText xml:space="preserve"> PAGEREF _Toc230151102 \h </w:instrText>
             </w:r>
             <w:r>
               <w:rPr>
@@ -2667,7 +2667,7 @@
               <w:szCs w:val="30"/>
             </w:rPr>
           </w:pPr>
-          <w:hyperlink w:anchor="_Toc230141503" w:history="1">
+          <w:hyperlink w:anchor="_Toc230151103" w:history="1">
             <w:r>
               <w:rPr>
                 <w:rStyle w:val="Hyperlink"/>
@@ -2704,7 +2704,7 @@
                 <w:noProof/>
                 <w:webHidden/>
               </w:rPr>
-              <w:instrText xml:space="preserve"> PAGEREF _Toc230141503 \h </w:instrText>
+              <w:instrText xml:space="preserve"> PAGEREF _Toc230151103 \h </w:instrText>
             </w:r>
             <w:r>
               <w:rPr>
@@ -2750,7 +2750,7 @@
               <w:szCs w:val="30"/>
             </w:rPr>
           </w:pPr>
-          <w:hyperlink w:anchor="_Toc230141504" w:history="1">
+          <w:hyperlink w:anchor="_Toc230151104" w:history="1">
             <w:r>
               <w:rPr>
                 <w:rStyle w:val="Hyperlink"/>
@@ -2795,7 +2795,7 @@
                 <w:noProof/>
                 <w:webHidden/>
               </w:rPr>
-              <w:instrText xml:space="preserve"> PAGEREF _Toc230141504 \h </w:instrText>
+              <w:instrText xml:space="preserve"> PAGEREF _Toc230151104 \h </w:instrText>
             </w:r>
             <w:r>
               <w:rPr>
@@ -2839,7 +2839,7 @@
               <w:szCs w:val="30"/>
             </w:rPr>
           </w:pPr>
-          <w:hyperlink w:anchor="_Toc230141505" w:history="1">
+          <w:hyperlink w:anchor="_Toc230151105" w:history="1">
             <w:r>
               <w:rPr>
                 <w:rStyle w:val="Hyperlink"/>
@@ -2884,7 +2884,7 @@
                 <w:noProof/>
                 <w:webHidden/>
               </w:rPr>
-              <w:instrText xml:space="preserve"> PAGEREF _Toc230141505 \h </w:instrText>
+              <w:instrText xml:space="preserve"> PAGEREF _Toc230151105 \h </w:instrText>
             </w:r>
             <w:r>
               <w:rPr>
@@ -2928,7 +2928,7 @@
               <w:szCs w:val="30"/>
             </w:rPr>
           </w:pPr>
-          <w:hyperlink w:anchor="_Toc230141506" w:history="1">
+          <w:hyperlink w:anchor="_Toc230151106" w:history="1">
             <w:r>
               <w:rPr>
                 <w:rStyle w:val="Hyperlink"/>
@@ -2973,7 +2973,7 @@
                 <w:noProof/>
                 <w:webHidden/>
               </w:rPr>
-              <w:instrText xml:space="preserve"> PAGEREF _Toc230141506 \h </w:instrText>
+              <w:instrText xml:space="preserve"> PAGEREF _Toc230151106 \h </w:instrText>
             </w:r>
             <w:r>
               <w:rPr>
@@ -3017,7 +3017,7 @@
               <w:szCs w:val="30"/>
             </w:rPr>
           </w:pPr>
-          <w:hyperlink w:anchor="_Toc230141507" w:history="1">
+          <w:hyperlink w:anchor="_Toc230151107" w:history="1">
             <w:r>
               <w:rPr>
                 <w:rStyle w:val="Hyperlink"/>
@@ -3062,7 +3062,7 @@
                 <w:noProof/>
                 <w:webHidden/>
               </w:rPr>
-              <w:instrText xml:space="preserve"> PAGEREF _Toc230141507 \h </w:instrText>
+              <w:instrText xml:space="preserve"> PAGEREF _Toc230151107 \h </w:instrText>
             </w:r>
             <w:r>
               <w:rPr>
@@ -3106,7 +3106,7 @@
               <w:szCs w:val="30"/>
             </w:rPr>
           </w:pPr>
-          <w:hyperlink w:anchor="_Toc230141508" w:history="1">
+          <w:hyperlink w:anchor="_Toc230151108" w:history="1">
             <w:r>
               <w:rPr>
                 <w:rStyle w:val="Hyperlink"/>
@@ -3151,7 +3151,7 @@
                 <w:noProof/>
                 <w:webHidden/>
               </w:rPr>
-              <w:instrText xml:space="preserve"> PAGEREF _Toc230141508 \h </w:instrText>
+              <w:instrText xml:space="preserve"> PAGEREF _Toc230151108 \h </w:instrText>
             </w:r>
             <w:r>
               <w:rPr>
@@ -3198,7 +3198,7 @@
               <w:szCs w:val="30"/>
             </w:rPr>
           </w:pPr>
-          <w:hyperlink w:anchor="_Toc230141509" w:history="1">
+          <w:hyperlink w:anchor="_Toc230151109" w:history="1">
             <w:r>
               <w:rPr>
                 <w:rStyle w:val="Hyperlink"/>
@@ -3261,7 +3261,7 @@
                 <w:noProof/>
                 <w:webHidden/>
               </w:rPr>
-              <w:instrText xml:space="preserve"> PAGEREF _Toc230141509 \h </w:instrText>
+              <w:instrText xml:space="preserve"> PAGEREF _Toc230151109 \h </w:instrText>
             </w:r>
             <w:r>
               <w:rPr>
@@ -3307,7 +3307,7 @@
               <w:szCs w:val="30"/>
             </w:rPr>
           </w:pPr>
-          <w:hyperlink w:anchor="_Toc230141510" w:history="1">
+          <w:hyperlink w:anchor="_Toc230151110" w:history="1">
             <w:r>
               <w:rPr>
                 <w:rStyle w:val="Hyperlink"/>
@@ -3344,7 +3344,7 @@
                 <w:noProof/>
                 <w:webHidden/>
               </w:rPr>
-              <w:instrText xml:space="preserve"> PAGEREF _Toc230141510 \h </w:instrText>
+              <w:instrText xml:space="preserve"> PAGEREF _Toc230151110 \h </w:instrText>
             </w:r>
             <w:r>
               <w:rPr>
@@ -3388,7 +3388,7 @@
               <w:szCs w:val="30"/>
             </w:rPr>
           </w:pPr>
-          <w:hyperlink w:anchor="_Toc230141511" w:history="1">
+          <w:hyperlink w:anchor="_Toc230151111" w:history="1">
             <w:r>
               <w:rPr>
                 <w:rStyle w:val="Hyperlink"/>
@@ -3416,7 +3416,7 @@
                 <w:noProof/>
                 <w:webHidden/>
               </w:rPr>
-              <w:instrText xml:space="preserve"> PAGEREF _Toc230141511 \h </w:instrText>
+              <w:instrText xml:space="preserve"> PAGEREF _Toc230151111 \h </w:instrText>
             </w:r>
             <w:r>
               <w:rPr>
@@ -3460,7 +3460,7 @@
               <w:szCs w:val="30"/>
             </w:rPr>
           </w:pPr>
-          <w:hyperlink w:anchor="_Toc230141512" w:history="1">
+          <w:hyperlink w:anchor="_Toc230151112" w:history="1">
             <w:r>
               <w:rPr>
                 <w:rStyle w:val="Hyperlink"/>
@@ -3488,7 +3488,7 @@
                 <w:noProof/>
                 <w:webHidden/>
               </w:rPr>
-              <w:instrText xml:space="preserve"> PAGEREF _Toc230141512 \h </w:instrText>
+              <w:instrText xml:space="preserve"> PAGEREF _Toc230151112 \h </w:instrText>
             </w:r>
             <w:r>
               <w:rPr>
@@ -3532,7 +3532,7 @@
               <w:szCs w:val="30"/>
             </w:rPr>
           </w:pPr>
-          <w:hyperlink w:anchor="_Toc230141513" w:history="1">
+          <w:hyperlink w:anchor="_Toc230151113" w:history="1">
             <w:r>
               <w:rPr>
                 <w:rStyle w:val="Hyperlink"/>
@@ -3577,7 +3577,7 @@
                 <w:noProof/>
                 <w:webHidden/>
               </w:rPr>
-              <w:instrText xml:space="preserve"> PAGEREF _Toc230141513 \h </w:instrText>
+              <w:instrText xml:space="preserve"> PAGEREF _Toc230151113 \h </w:instrText>
             </w:r>
             <w:r>
               <w:rPr>
@@ -3621,7 +3621,7 @@
               <w:szCs w:val="30"/>
             </w:rPr>
           </w:pPr>
-          <w:hyperlink w:anchor="_Toc230141514" w:history="1">
+          <w:hyperlink w:anchor="_Toc230151114" w:history="1">
             <w:r>
               <w:rPr>
                 <w:rStyle w:val="Hyperlink"/>
@@ -3681,7 +3681,7 @@
                 <w:noProof/>
                 <w:webHidden/>
               </w:rPr>
-              <w:instrText xml:space="preserve"> PAGEREF _Toc230141514 \h </w:instrText>
+              <w:instrText xml:space="preserve"> PAGEREF _Toc230151114 \h </w:instrText>
             </w:r>
             <w:r>
               <w:rPr>
@@ -3725,7 +3725,7 @@
               <w:szCs w:val="30"/>
             </w:rPr>
           </w:pPr>
-          <w:hyperlink w:anchor="_Toc230141515" w:history="1">
+          <w:hyperlink w:anchor="_Toc230151115" w:history="1">
             <w:r>
               <w:rPr>
                 <w:rStyle w:val="Hyperlink"/>
@@ -3770,7 +3770,7 @@
                 <w:noProof/>
                 <w:webHidden/>
               </w:rPr>
-              <w:instrText xml:space="preserve"> PAGEREF _Toc230141515 \h </w:instrText>
+              <w:instrText xml:space="preserve"> PAGEREF _Toc230151115 \h </w:instrText>
             </w:r>
             <w:r>
               <w:rPr>
@@ -3814,7 +3814,7 @@
               <w:szCs w:val="30"/>
             </w:rPr>
           </w:pPr>
-          <w:hyperlink w:anchor="_Toc230141516" w:history="1">
+          <w:hyperlink w:anchor="_Toc230151116" w:history="1">
             <w:r>
               <w:rPr>
                 <w:rStyle w:val="Hyperlink"/>
@@ -3876,7 +3876,7 @@
                 <w:noProof/>
                 <w:webHidden/>
               </w:rPr>
-              <w:instrText xml:space="preserve"> PAGEREF _Toc230141516 \h </w:instrText>
+              <w:instrText xml:space="preserve"> PAGEREF _Toc230151116 \h </w:instrText>
             </w:r>
             <w:r>
               <w:rPr>
@@ -3922,7 +3922,7 @@
               <w:szCs w:val="30"/>
             </w:rPr>
           </w:pPr>
-          <w:hyperlink w:anchor="_Toc230141517" w:history="1">
+          <w:hyperlink w:anchor="_Toc230151117" w:history="1">
             <w:r>
               <w:rPr>
                 <w:rStyle w:val="Hyperlink"/>
@@ -3959,7 +3959,7 @@
                 <w:noProof/>
                 <w:webHidden/>
               </w:rPr>
-              <w:instrText xml:space="preserve"> PAGEREF _Toc230141517 \h </w:instrText>
+              <w:instrText xml:space="preserve"> PAGEREF _Toc230151117 \h </w:instrText>
             </w:r>
             <w:r>
               <w:rPr>
@@ -4003,7 +4003,7 @@
               <w:szCs w:val="30"/>
             </w:rPr>
           </w:pPr>
-          <w:hyperlink w:anchor="_Toc230141518" w:history="1">
+          <w:hyperlink w:anchor="_Toc230151118" w:history="1">
             <w:r>
               <w:rPr>
                 <w:rStyle w:val="Hyperlink"/>
@@ -4031,7 +4031,7 @@
                 <w:noProof/>
                 <w:webHidden/>
               </w:rPr>
-              <w:instrText xml:space="preserve"> PAGEREF _Toc230141518 \h </w:instrText>
+              <w:instrText xml:space="preserve"> PAGEREF _Toc230151118 \h </w:instrText>
             </w:r>
             <w:r>
               <w:rPr>
@@ -4075,7 +4075,7 @@
               <w:szCs w:val="30"/>
             </w:rPr>
           </w:pPr>
-          <w:hyperlink w:anchor="_Toc230141519" w:history="1">
+          <w:hyperlink w:anchor="_Toc230151119" w:history="1">
             <w:r>
               <w:rPr>
                 <w:rStyle w:val="Hyperlink"/>
@@ -4103,7 +4103,7 @@
                 <w:noProof/>
                 <w:webHidden/>
               </w:rPr>
-              <w:instrText xml:space="preserve"> PAGEREF _Toc230141519 \h </w:instrText>
+              <w:instrText xml:space="preserve"> PAGEREF _Toc230151119 \h </w:instrText>
             </w:r>
             <w:r>
               <w:rPr>
@@ -4147,7 +4147,7 @@
               <w:szCs w:val="30"/>
             </w:rPr>
           </w:pPr>
-          <w:hyperlink w:anchor="_Toc230141520" w:history="1">
+          <w:hyperlink w:anchor="_Toc230151120" w:history="1">
             <w:r>
               <w:rPr>
                 <w:rStyle w:val="Hyperlink"/>
@@ -4192,7 +4192,7 @@
                 <w:noProof/>
                 <w:webHidden/>
               </w:rPr>
-              <w:instrText xml:space="preserve"> PAGEREF _Toc230141520 \h </w:instrText>
+              <w:instrText xml:space="preserve"> PAGEREF _Toc230151120 \h </w:instrText>
             </w:r>
             <w:r>
               <w:rPr>
@@ -4236,7 +4236,7 @@
               <w:szCs w:val="30"/>
             </w:rPr>
           </w:pPr>
-          <w:hyperlink w:anchor="_Toc230141521" w:history="1">
+          <w:hyperlink w:anchor="_Toc230151121" w:history="1">
             <w:r>
               <w:rPr>
                 <w:rStyle w:val="Hyperlink"/>
@@ -4281,7 +4281,7 @@
                 <w:noProof/>
                 <w:webHidden/>
               </w:rPr>
-              <w:instrText xml:space="preserve"> PAGEREF _Toc230141521 \h </w:instrText>
+              <w:instrText xml:space="preserve"> PAGEREF _Toc230151121 \h </w:instrText>
             </w:r>
             <w:r>
               <w:rPr>
@@ -4325,7 +4325,7 @@
               <w:szCs w:val="30"/>
             </w:rPr>
           </w:pPr>
-          <w:hyperlink w:anchor="_Toc230141522" w:history="1">
+          <w:hyperlink w:anchor="_Toc230151122" w:history="1">
             <w:r>
               <w:rPr>
                 <w:rStyle w:val="Hyperlink"/>
@@ -4370,7 +4370,7 @@
                 <w:noProof/>
                 <w:webHidden/>
               </w:rPr>
-              <w:instrText xml:space="preserve"> PAGEREF _Toc230141522 \h </w:instrText>
+              <w:instrText xml:space="preserve"> PAGEREF _Toc230151122 \h </w:instrText>
             </w:r>
             <w:r>
               <w:rPr>
@@ -4414,7 +4414,7 @@
               <w:szCs w:val="30"/>
             </w:rPr>
           </w:pPr>
-          <w:hyperlink w:anchor="_Toc230141523" w:history="1">
+          <w:hyperlink w:anchor="_Toc230151123" w:history="1">
             <w:r>
               <w:rPr>
                 <w:rStyle w:val="Hyperlink"/>
@@ -4459,7 +4459,7 @@
                 <w:noProof/>
                 <w:webHidden/>
               </w:rPr>
-              <w:instrText xml:space="preserve"> PAGEREF _Toc230141523 \h </w:instrText>
+              <w:instrText xml:space="preserve"> PAGEREF _Toc230151123 \h </w:instrText>
             </w:r>
             <w:r>
               <w:rPr>
@@ -4506,7 +4506,7 @@
               <w:szCs w:val="30"/>
             </w:rPr>
           </w:pPr>
-          <w:hyperlink w:anchor="_Toc230141524" w:history="1">
+          <w:hyperlink w:anchor="_Toc230151124" w:history="1">
             <w:r>
               <w:rPr>
                 <w:rStyle w:val="Hyperlink"/>
@@ -4552,7 +4552,7 @@
                 <w:noProof/>
                 <w:webHidden/>
               </w:rPr>
-              <w:instrText xml:space="preserve"> PAGEREF _Toc230141524 \h </w:instrText>
+              <w:instrText xml:space="preserve"> PAGEREF _Toc230151124 \h </w:instrText>
             </w:r>
             <w:r>
               <w:rPr>
@@ -4598,7 +4598,7 @@
               <w:szCs w:val="30"/>
             </w:rPr>
           </w:pPr>
-          <w:hyperlink w:anchor="_Toc230141525" w:history="1">
+          <w:hyperlink w:anchor="_Toc230151125" w:history="1">
             <w:r>
               <w:rPr>
                 <w:rStyle w:val="Hyperlink"/>
@@ -4635,7 +4635,7 @@
                 <w:noProof/>
                 <w:webHidden/>
               </w:rPr>
-              <w:instrText xml:space="preserve"> PAGEREF _Toc230141525 \h </w:instrText>
+              <w:instrText xml:space="preserve"> PAGEREF _Toc230151125 \h </w:instrText>
             </w:r>
             <w:r>
               <w:rPr>
@@ -4681,7 +4681,7 @@
               <w:szCs w:val="30"/>
             </w:rPr>
           </w:pPr>
-          <w:hyperlink w:anchor="_Toc230141526" w:history="1">
+          <w:hyperlink w:anchor="_Toc230151126" w:history="1">
             <w:r>
               <w:rPr>
                 <w:rStyle w:val="Hyperlink"/>
@@ -4718,7 +4718,7 @@
                 <w:noProof/>
                 <w:webHidden/>
               </w:rPr>
-              <w:instrText xml:space="preserve"> PAGEREF _Toc230141526 \h </w:instrText>
+              <w:instrText xml:space="preserve"> PAGEREF _Toc230151126 \h </w:instrText>
             </w:r>
             <w:r>
               <w:rPr>
@@ -4764,7 +4764,7 @@
               <w:szCs w:val="30"/>
             </w:rPr>
           </w:pPr>
-          <w:hyperlink w:anchor="_Toc230141527" w:history="1">
+          <w:hyperlink w:anchor="_Toc230151127" w:history="1">
             <w:r>
               <w:rPr>
                 <w:rStyle w:val="Hyperlink"/>
@@ -4801,7 +4801,7 @@
                 <w:noProof/>
                 <w:webHidden/>
               </w:rPr>
-              <w:instrText xml:space="preserve"> PAGEREF _Toc230141527 \h </w:instrText>
+              <w:instrText xml:space="preserve"> PAGEREF _Toc230151127 \h </w:instrText>
             </w:r>
             <w:r>
               <w:rPr>
@@ -4847,7 +4847,7 @@
               <w:szCs w:val="30"/>
             </w:rPr>
           </w:pPr>
-          <w:hyperlink w:anchor="_Toc230141528" w:history="1">
+          <w:hyperlink w:anchor="_Toc230151128" w:history="1">
             <w:r>
               <w:rPr>
                 <w:rStyle w:val="Hyperlink"/>
@@ -4884,7 +4884,7 @@
                 <w:noProof/>
                 <w:webHidden/>
               </w:rPr>
-              <w:instrText xml:space="preserve"> PAGEREF _Toc230141528 \h </w:instrText>
+              <w:instrText xml:space="preserve"> PAGEREF _Toc230151128 \h </w:instrText>
             </w:r>
             <w:r>
               <w:rPr>
@@ -4931,7 +4931,7 @@
               <w:szCs w:val="30"/>
             </w:rPr>
           </w:pPr>
-          <w:hyperlink w:anchor="_Toc230141529" w:history="1">
+          <w:hyperlink w:anchor="_Toc230151129" w:history="1">
             <w:r>
               <w:rPr>
                 <w:rStyle w:val="Hyperlink"/>
@@ -4960,7 +4960,7 @@
                 <w:noProof/>
                 <w:webHidden/>
               </w:rPr>
-              <w:instrText xml:space="preserve"> PAGEREF _Toc230141529 \h </w:instrText>
+              <w:instrText xml:space="preserve"> PAGEREF _Toc230151129 \h </w:instrText>
             </w:r>
             <w:r>
               <w:rPr>
@@ -5034,7 +5034,7 @@
           <w:rFonts w:ascii="AngsanaUPC" w:hAnsi="AngsanaUPC" w:cs="AngsanaUPC"/>
         </w:rPr>
       </w:pPr>
-      <w:bookmarkStart w:id="0" w:name="_Toc230141479"/>
+      <w:bookmarkStart w:id="0" w:name="_Toc230151079"/>
       <w:r>
         <w:rPr>
           <w:rFonts w:ascii="AngsanaUPC" w:hAnsi="AngsanaUPC" w:cs="AngsanaUPC"/>
@@ -5079,7 +5079,7 @@
           <w:rFonts w:ascii="AngsanaUPC" w:hAnsi="AngsanaUPC" w:cs="AngsanaUPC"/>
         </w:rPr>
       </w:pPr>
-      <w:bookmarkStart w:id="1" w:name="_Toc230141480"/>
+      <w:bookmarkStart w:id="1" w:name="_Toc230151080"/>
       <w:r>
         <w:rPr>
           <w:rFonts w:ascii="AngsanaUPC" w:hAnsi="AngsanaUPC" w:cs="AngsanaUPC"/>
@@ -5199,7 +5199,7 @@
           <w:rFonts w:ascii="AngsanaUPC" w:hAnsi="AngsanaUPC" w:cs="AngsanaUPC"/>
         </w:rPr>
       </w:pPr>
-      <w:bookmarkStart w:id="2" w:name="_Toc230141481"/>
+      <w:bookmarkStart w:id="2" w:name="_Toc230151081"/>
       <w:r>
         <w:rPr>
           <w:rFonts w:ascii="AngsanaUPC" w:hAnsi="AngsanaUPC" w:cs="AngsanaUPC"/>
@@ -5273,7 +5273,7 @@
           <w:rFonts w:ascii="AngsanaUPC" w:hAnsi="AngsanaUPC" w:cs="AngsanaUPC"/>
         </w:rPr>
       </w:pPr>
-      <w:bookmarkStart w:id="3" w:name="_Toc230141482"/>
+      <w:bookmarkStart w:id="3" w:name="_Toc230151082"/>
       <w:r>
         <w:rPr>
           <w:rFonts w:ascii="AngsanaUPC" w:hAnsi="AngsanaUPC" w:cs="AngsanaUPC"/>
@@ -5302,7 +5302,7 @@
           <w:rFonts w:ascii="AngsanaUPC" w:hAnsi="AngsanaUPC" w:cs="AngsanaUPC"/>
         </w:rPr>
       </w:pPr>
-      <w:bookmarkStart w:id="4" w:name="_Toc230141483"/>
+      <w:bookmarkStart w:id="4" w:name="_Toc230151083"/>
       <w:r>
         <w:rPr>
           <w:rFonts w:ascii="AngsanaUPC" w:hAnsi="AngsanaUPC" w:cs="AngsanaUPC"/>
@@ -5354,7 +5354,7 @@
           <w:rFonts w:ascii="AngsanaUPC" w:hAnsi="AngsanaUPC" w:cs="AngsanaUPC"/>
         </w:rPr>
       </w:pPr>
-      <w:bookmarkStart w:id="5" w:name="_Toc230141484"/>
+      <w:bookmarkStart w:id="5" w:name="_Toc230151084"/>
       <w:r>
         <w:rPr>
           <w:rFonts w:ascii="AngsanaUPC" w:hAnsi="AngsanaUPC" w:cs="AngsanaUPC"/>
@@ -5385,7 +5385,7 @@
           <w:rFonts w:ascii="AngsanaUPC" w:hAnsi="AngsanaUPC" w:cs="AngsanaUPC"/>
         </w:rPr>
       </w:pPr>
-      <w:bookmarkStart w:id="6" w:name="_Toc230141485"/>
+      <w:bookmarkStart w:id="6" w:name="_Toc230151085"/>
       <w:r>
         <w:rPr>
           <w:rFonts w:ascii="AngsanaUPC" w:hAnsi="AngsanaUPC" w:cs="AngsanaUPC"/>
@@ -5561,7 +5561,7 @@
           <w:rFonts w:ascii="AngsanaUPC" w:hAnsi="AngsanaUPC" w:cs="AngsanaUPC"/>
         </w:rPr>
       </w:pPr>
-      <w:bookmarkStart w:id="7" w:name="_Toc230141486"/>
+      <w:bookmarkStart w:id="7" w:name="_Toc230151086"/>
       <w:r>
         <w:rPr>
           <w:rFonts w:ascii="AngsanaUPC" w:hAnsi="AngsanaUPC" w:cs="AngsanaUPC"/>
@@ -5732,7 +5732,7 @@
           <w:rFonts w:ascii="AngsanaUPC" w:hAnsi="AngsanaUPC" w:cs="AngsanaUPC"/>
         </w:rPr>
       </w:pPr>
-      <w:bookmarkStart w:id="8" w:name="_Toc230141487"/>
+      <w:bookmarkStart w:id="8" w:name="_Toc230151087"/>
       <w:r>
         <w:rPr>
           <w:rFonts w:ascii="AngsanaUPC" w:hAnsi="AngsanaUPC" w:cs="AngsanaUPC"/>
@@ -5800,7 +5800,7 @@
           <w:cs/>
         </w:rPr>
       </w:pPr>
-      <w:bookmarkStart w:id="9" w:name="_Toc230141488"/>
+      <w:bookmarkStart w:id="9" w:name="_Toc230151088"/>
       <w:r>
         <w:rPr>
           <w:rFonts w:ascii="AngsanaUPC" w:hAnsi="AngsanaUPC" w:cs="AngsanaUPC"/>
@@ -8782,7 +8782,7 @@
           <w:cs/>
         </w:rPr>
       </w:pPr>
-      <w:bookmarkStart w:id="10" w:name="_Toc230141489"/>
+      <w:bookmarkStart w:id="10" w:name="_Toc230151089"/>
       <w:r>
         <w:rPr>
           <w:rFonts w:ascii="AngsanaUPC" w:hAnsi="AngsanaUPC" w:cs="AngsanaUPC"/>
@@ -8876,7 +8876,7 @@
           <w:sz w:val="40"/>
         </w:rPr>
       </w:pPr>
-      <w:bookmarkStart w:id="11" w:name="_Toc230141490"/>
+      <w:bookmarkStart w:id="11" w:name="_Toc230151090"/>
       <w:r>
         <w:rPr>
           <w:rFonts w:ascii="AngsanaUPC" w:hAnsi="AngsanaUPC" w:cs="AngsanaUPC"/>
@@ -9009,7 +9009,7 @@
           <w:sz w:val="35"/>
         </w:rPr>
       </w:pPr>
-      <w:bookmarkStart w:id="12" w:name="_Toc230141491"/>
+      <w:bookmarkStart w:id="12" w:name="_Toc230151091"/>
       <w:r>
         <w:rPr>
           <w:rFonts w:ascii="AngsanaUPC" w:hAnsi="AngsanaUPC" w:cs="AngsanaUPC"/>
@@ -9200,7 +9200,7 @@
           <w:sz w:val="35"/>
         </w:rPr>
       </w:pPr>
-      <w:bookmarkStart w:id="13" w:name="_Toc230141492"/>
+      <w:bookmarkStart w:id="13" w:name="_Toc230151092"/>
       <w:r>
         <w:rPr>
           <w:rFonts w:ascii="AngsanaUPC" w:hAnsi="AngsanaUPC" w:cs="AngsanaUPC"/>
@@ -9355,7 +9355,7 @@
           <w:sz w:val="40"/>
         </w:rPr>
       </w:pPr>
-      <w:bookmarkStart w:id="14" w:name="_Toc230141493"/>
+      <w:bookmarkStart w:id="14" w:name="_Toc230151093"/>
       <w:r>
         <w:rPr>
           <w:rFonts w:ascii="AngsanaUPC" w:hAnsi="AngsanaUPC" w:cs="AngsanaUPC"/>
@@ -10348,7 +10348,7 @@
           <w:sz w:val="40"/>
         </w:rPr>
       </w:pPr>
-      <w:bookmarkStart w:id="15" w:name="_Toc230141494"/>
+      <w:bookmarkStart w:id="15" w:name="_Toc230151094"/>
       <w:r>
         <w:rPr>
           <w:rFonts w:ascii="AngsanaUPC" w:hAnsi="AngsanaUPC" w:cs="AngsanaUPC"/>
@@ -10502,7 +10502,7 @@
           <w:sz w:val="40"/>
         </w:rPr>
       </w:pPr>
-      <w:bookmarkStart w:id="16" w:name="_Toc230141495"/>
+      <w:bookmarkStart w:id="16" w:name="_Toc230151095"/>
       <w:r>
         <w:rPr>
           <w:rFonts w:ascii="AngsanaUPC" w:hAnsi="AngsanaUPC" w:cs="AngsanaUPC"/>
@@ -10626,7 +10626,7 @@
           <w:sz w:val="40"/>
         </w:rPr>
       </w:pPr>
-      <w:bookmarkStart w:id="17" w:name="_Toc230141496"/>
+      <w:bookmarkStart w:id="17" w:name="_Toc230151096"/>
       <w:r>
         <w:rPr>
           <w:rFonts w:ascii="AngsanaUPC" w:hAnsi="AngsanaUPC" w:cs="AngsanaUPC"/>
@@ -10774,7 +10774,7 @@
           <w:rFonts w:ascii="AngsanaUPC" w:hAnsi="AngsanaUPC" w:cs="AngsanaUPC"/>
         </w:rPr>
       </w:pPr>
-      <w:bookmarkStart w:id="18" w:name="_Toc230141497"/>
+      <w:bookmarkStart w:id="18" w:name="_Toc230151097"/>
       <w:r>
         <w:rPr>
           <w:rFonts w:ascii="AngsanaUPC" w:hAnsi="AngsanaUPC" w:cs="AngsanaUPC"/>
@@ -10813,7 +10813,7 @@
           <w:sz w:val="40"/>
         </w:rPr>
       </w:pPr>
-      <w:bookmarkStart w:id="19" w:name="_Toc230141498"/>
+      <w:bookmarkStart w:id="19" w:name="_Toc230151098"/>
       <w:r>
         <w:rPr>
           <w:rFonts w:ascii="AngsanaUPC" w:hAnsi="AngsanaUPC" w:cs="AngsanaUPC"/>
@@ -10977,7 +10977,7 @@
           <w:sz w:val="40"/>
         </w:rPr>
       </w:pPr>
-      <w:bookmarkStart w:id="20" w:name="_Toc230141499"/>
+      <w:bookmarkStart w:id="20" w:name="_Toc230151099"/>
       <w:r>
         <w:rPr>
           <w:rFonts w:ascii="AngsanaUPC" w:hAnsi="AngsanaUPC" w:cs="AngsanaUPC"/>
@@ -11011,7 +11011,7 @@
           <w:sz w:val="35"/>
         </w:rPr>
       </w:pPr>
-      <w:bookmarkStart w:id="21" w:name="_Toc230141500"/>
+      <w:bookmarkStart w:id="21" w:name="_Toc230151100"/>
       <w:r>
         <w:rPr>
           <w:rFonts w:ascii="AngsanaUPC" w:hAnsi="AngsanaUPC" w:cs="AngsanaUPC"/>
@@ -12047,7 +12047,7 @@
           <w:sz w:val="35"/>
         </w:rPr>
       </w:pPr>
-      <w:bookmarkStart w:id="22" w:name="_Toc230141501"/>
+      <w:bookmarkStart w:id="22" w:name="_Toc230151101"/>
       <w:r>
         <w:rPr>
           <w:rFonts w:ascii="AngsanaUPC" w:hAnsi="AngsanaUPC" w:cs="AngsanaUPC"/>
@@ -13840,7 +13840,7 @@
           <w:sz w:val="35"/>
         </w:rPr>
       </w:pPr>
-      <w:bookmarkStart w:id="23" w:name="_Toc230141502"/>
+      <w:bookmarkStart w:id="23" w:name="_Toc230151102"/>
       <w:r>
         <w:rPr>
           <w:noProof/>
@@ -14453,7 +14453,7 @@
           <w:sz w:val="40"/>
         </w:rPr>
       </w:pPr>
-      <w:bookmarkStart w:id="24" w:name="_Toc230141503"/>
+      <w:bookmarkStart w:id="24" w:name="_Toc230151103"/>
       <w:r>
         <w:rPr>
           <w:rFonts w:ascii="AngsanaUPC" w:hAnsi="AngsanaUPC" w:cs="AngsanaUPC"/>
@@ -14871,7 +14871,7 @@
           <w:sz w:val="40"/>
         </w:rPr>
       </w:pPr>
-      <w:bookmarkStart w:id="25" w:name="_Toc230141504"/>
+      <w:bookmarkStart w:id="25" w:name="_Toc230151104"/>
       <w:r>
         <w:rPr>
           <w:rFonts w:ascii="AngsanaUPC" w:hAnsi="AngsanaUPC" w:cs="AngsanaUPC"/>
@@ -15123,7 +15123,7 @@
           <w:sz w:val="35"/>
         </w:rPr>
       </w:pPr>
-      <w:bookmarkStart w:id="26" w:name="_Toc230141505"/>
+      <w:bookmarkStart w:id="26" w:name="_Toc230151105"/>
       <w:r>
         <w:rPr>
           <w:rFonts w:ascii="AngsanaUPC" w:hAnsi="AngsanaUPC" w:cs="AngsanaUPC"/>
@@ -16340,7 +16340,7 @@
           <w:sz w:val="35"/>
         </w:rPr>
       </w:pPr>
-      <w:bookmarkStart w:id="27" w:name="_Toc230141506"/>
+      <w:bookmarkStart w:id="27" w:name="_Toc230151106"/>
       <w:r>
         <w:rPr>
           <w:rFonts w:ascii="AngsanaUPC" w:hAnsi="AngsanaUPC" w:cs="AngsanaUPC"/>
@@ -17416,7 +17416,7 @@
           <w:sz w:val="35"/>
         </w:rPr>
       </w:pPr>
-      <w:bookmarkStart w:id="28" w:name="_Toc230141507"/>
+      <w:bookmarkStart w:id="28" w:name="_Toc230151107"/>
       <w:r>
         <w:rPr>
           <w:rFonts w:ascii="AngsanaUPC" w:hAnsi="AngsanaUPC" w:cs="AngsanaUPC"/>
@@ -17744,7 +17744,7 @@
           <w:sz w:val="35"/>
         </w:rPr>
       </w:pPr>
-      <w:bookmarkStart w:id="29" w:name="_Toc230141508"/>
+      <w:bookmarkStart w:id="29" w:name="_Toc230151108"/>
       <w:r>
         <w:rPr>
           <w:rFonts w:ascii="AngsanaUPC" w:hAnsi="AngsanaUPC" w:cs="AngsanaUPC"/>
@@ -18218,7 +18218,7 @@
           <w:rFonts w:ascii="AngsanaUPC" w:hAnsi="AngsanaUPC" w:cs="AngsanaUPC"/>
         </w:rPr>
       </w:pPr>
-      <w:bookmarkStart w:id="30" w:name="_Toc230141509"/>
+      <w:bookmarkStart w:id="30" w:name="_Toc230151109"/>
       <w:r>
         <w:rPr>
           <w:rFonts w:ascii="AngsanaUPC" w:hAnsi="AngsanaUPC" w:cs="AngsanaUPC"/>
@@ -18263,7 +18263,7 @@
           <w:sz w:val="40"/>
         </w:rPr>
       </w:pPr>
-      <w:bookmarkStart w:id="31" w:name="_Toc230141510"/>
+      <w:bookmarkStart w:id="31" w:name="_Toc230151110"/>
       <w:r>
         <w:rPr>
           <w:rFonts w:ascii="AngsanaUPC" w:hAnsi="AngsanaUPC" w:cs="AngsanaUPC"/>
@@ -18311,7 +18311,7 @@
           <w:sz w:val="35"/>
         </w:rPr>
       </w:pPr>
-      <w:bookmarkStart w:id="32" w:name="_Toc230141511"/>
+      <w:bookmarkStart w:id="32" w:name="_Toc230151111"/>
       <w:r>
         <w:rPr>
           <w:rFonts w:ascii="AngsanaUPC" w:hAnsi="AngsanaUPC" w:cs="AngsanaUPC"/>
@@ -18661,7 +18661,7 @@
           <w:sz w:val="35"/>
         </w:rPr>
       </w:pPr>
-      <w:bookmarkStart w:id="33" w:name="_Toc230141512"/>
+      <w:bookmarkStart w:id="33" w:name="_Toc230151112"/>
       <w:r>
         <w:rPr>
           <w:rFonts w:ascii="AngsanaUPC" w:hAnsi="AngsanaUPC" w:cs="AngsanaUPC"/>
@@ -19137,7 +19137,7 @@
           <w:sz w:val="35"/>
         </w:rPr>
       </w:pPr>
-      <w:bookmarkStart w:id="34" w:name="_Toc230141513"/>
+      <w:bookmarkStart w:id="34" w:name="_Toc230151113"/>
       <w:r>
         <w:rPr>
           <w:rFonts w:ascii="AngsanaUPC" w:hAnsi="AngsanaUPC" w:cs="AngsanaUPC"/>
@@ -19401,7 +19401,7 @@
           <w:sz w:val="35"/>
         </w:rPr>
       </w:pPr>
-      <w:bookmarkStart w:id="35" w:name="_Toc230141514"/>
+      <w:bookmarkStart w:id="35" w:name="_Toc230151114"/>
       <w:r>
         <w:rPr>
           <w:rFonts w:ascii="AngsanaUPC" w:hAnsi="AngsanaUPC" w:cs="AngsanaUPC"/>
@@ -19852,7 +19852,7 @@
           <w:sz w:val="35"/>
         </w:rPr>
       </w:pPr>
-      <w:bookmarkStart w:id="36" w:name="_Toc230141515"/>
+      <w:bookmarkStart w:id="36" w:name="_Toc230151115"/>
       <w:r>
         <w:rPr>
           <w:rFonts w:ascii="AngsanaUPC" w:hAnsi="AngsanaUPC" w:cs="AngsanaUPC"/>
@@ -21435,7 +21435,7 @@
           <w:sz w:val="35"/>
         </w:rPr>
       </w:pPr>
-      <w:bookmarkStart w:id="37" w:name="_Toc230141516"/>
+      <w:bookmarkStart w:id="37" w:name="_Toc230151116"/>
       <w:proofErr w:type="gramStart"/>
       <w:r>
         <w:rPr>
@@ -21660,7 +21660,7 @@
           <w:sz w:val="40"/>
         </w:rPr>
       </w:pPr>
-      <w:bookmarkStart w:id="38" w:name="_Toc230141517"/>
+      <w:bookmarkStart w:id="38" w:name="_Toc230151117"/>
       <w:r>
         <w:rPr>
           <w:rFonts w:ascii="AngsanaUPC" w:hAnsi="AngsanaUPC" w:cs="AngsanaUPC"/>
@@ -21694,7 +21694,7 @@
           <w:sz w:val="35"/>
         </w:rPr>
       </w:pPr>
-      <w:bookmarkStart w:id="39" w:name="_Toc230141518"/>
+      <w:bookmarkStart w:id="39" w:name="_Toc230151118"/>
       <w:r>
         <w:rPr>
           <w:rFonts w:ascii="AngsanaUPC" w:hAnsi="AngsanaUPC" w:cs="AngsanaUPC"/>
@@ -22714,7 +22714,7 @@
           <w:sz w:val="35"/>
         </w:rPr>
       </w:pPr>
-      <w:bookmarkStart w:id="40" w:name="_Toc230141519"/>
+      <w:bookmarkStart w:id="40" w:name="_Toc230151119"/>
       <w:r>
         <w:rPr>
           <w:rFonts w:ascii="AngsanaUPC" w:hAnsi="AngsanaUPC" w:cs="AngsanaUPC"/>
@@ -23595,7 +23595,7 @@
           <w:sz w:val="35"/>
         </w:rPr>
       </w:pPr>
-      <w:bookmarkStart w:id="41" w:name="_Toc230141520"/>
+      <w:bookmarkStart w:id="41" w:name="_Toc230151120"/>
       <w:r>
         <w:rPr>
           <w:rFonts w:ascii="AngsanaUPC" w:hAnsi="AngsanaUPC" w:cs="AngsanaUPC"/>
@@ -24430,7 +24430,7 @@
           <w:sz w:val="35"/>
         </w:rPr>
       </w:pPr>
-      <w:bookmarkStart w:id="42" w:name="_Toc230141521"/>
+      <w:bookmarkStart w:id="42" w:name="_Toc230151121"/>
       <w:r>
         <w:rPr>
           <w:rFonts w:ascii="AngsanaUPC" w:hAnsi="AngsanaUPC" w:cs="AngsanaUPC"/>
@@ -25815,7 +25815,7 @@
           <w:sz w:val="35"/>
         </w:rPr>
       </w:pPr>
-      <w:bookmarkStart w:id="43" w:name="_Toc230141522"/>
+      <w:bookmarkStart w:id="43" w:name="_Toc230151122"/>
       <w:proofErr w:type="gramStart"/>
       <w:r>
         <w:rPr>
@@ -27839,7 +27839,7 @@
           <w:sz w:val="35"/>
         </w:rPr>
       </w:pPr>
-      <w:bookmarkStart w:id="44" w:name="_Toc230141523"/>
+      <w:bookmarkStart w:id="44" w:name="_Toc230151123"/>
       <w:r>
         <w:rPr>
           <w:rFonts w:ascii="AngsanaUPC" w:hAnsi="AngsanaUPC" w:cs="AngsanaUPC"/>
@@ -28074,7 +28074,7 @@
           <w:rFonts w:ascii="AngsanaUPC" w:hAnsi="AngsanaUPC" w:cs="AngsanaUPC"/>
         </w:rPr>
       </w:pPr>
-      <w:bookmarkStart w:id="45" w:name="_Toc230141524"/>
+      <w:bookmarkStart w:id="45" w:name="_Toc230151124"/>
       <w:r>
         <w:rPr>
           <w:rFonts w:ascii="AngsanaUPC" w:hAnsi="AngsanaUPC" w:cs="AngsanaUPC"/>
@@ -28113,7 +28113,7 @@
           <w:sz w:val="40"/>
         </w:rPr>
       </w:pPr>
-      <w:bookmarkStart w:id="46" w:name="_Toc230141525"/>
+      <w:bookmarkStart w:id="46" w:name="_Toc230151125"/>
       <w:r>
         <w:rPr>
           <w:rFonts w:ascii="AngsanaUPC" w:hAnsi="AngsanaUPC" w:cs="AngsanaUPC"/>
@@ -28400,7 +28400,7 @@
           <w:sz w:val="40"/>
         </w:rPr>
       </w:pPr>
-      <w:bookmarkStart w:id="47" w:name="_Toc230141526"/>
+      <w:bookmarkStart w:id="47" w:name="_Toc230151126"/>
       <w:r>
         <w:rPr>
           <w:rFonts w:ascii="AngsanaUPC" w:hAnsi="AngsanaUPC" w:cs="AngsanaUPC"/>
@@ -29101,7 +29101,7 @@
           <w:sz w:val="40"/>
         </w:rPr>
       </w:pPr>
-      <w:bookmarkStart w:id="48" w:name="_Toc230141527"/>
+      <w:bookmarkStart w:id="48" w:name="_Toc230151127"/>
       <w:r>
         <w:rPr>
           <w:rFonts w:ascii="AngsanaUPC" w:hAnsi="AngsanaUPC" w:cs="AngsanaUPC"/>
@@ -29310,7 +29310,7 @@
           <w:sz w:val="40"/>
         </w:rPr>
       </w:pPr>
-      <w:bookmarkStart w:id="49" w:name="_Toc230141528"/>
+      <w:bookmarkStart w:id="49" w:name="_Toc230151128"/>
       <w:r>
         <w:rPr>
           <w:rFonts w:ascii="AngsanaUPC" w:hAnsi="AngsanaUPC" w:cs="AngsanaUPC"/>
@@ -29682,7 +29682,7 @@
           <w:rFonts w:ascii="AngsanaUPC" w:hAnsi="AngsanaUPC" w:cs="AngsanaUPC"/>
         </w:rPr>
       </w:pPr>
-      <w:bookmarkStart w:id="50" w:name="_Toc230141529"/>
+      <w:bookmarkStart w:id="50" w:name="_Toc230151129"/>
       <w:r>
         <w:rPr>
           <w:rFonts w:ascii="AngsanaUPC" w:hAnsi="AngsanaUPC" w:cs="AngsanaUPC"/>
